--- a/audits/juicy-designs-aeo-audit-summary.docx
+++ b/audits/juicy-designs-aeo-audit-summary.docx
@@ -443,7 +443,7 @@
         <w:spacing w:after="120"/>
       </w:pPr>
       <w:r>
-        <w:t xml:space="preserve">Health score 24/100 (F). GEO score 54/100 (poor). Impressions have recovered to about 72% of the July peak, but average position has slipped every week since 28 September (15.7 to 23.3).</w:t>
+        <w:t xml:space="preserve">Health score 23/100 (F). GEO score 54/100 (poor). Impressions have recovered to about 72% of the July peak, but average position has slipped every week since 28 September (15.7 to 23.3).</w:t>
       </w:r>
     </w:p>
     <w:p>
@@ -460,7 +460,7 @@
         <w:spacing w:after="120"/>
       </w:pPr>
       <w:r>
-        <w:t xml:space="preserve">juicy-designs-aeo-audit.docx - measurement snapshot, AI visibility sweep and citability scores, 23-point scorecard (17 of 22 passed), 6 red flags, 9 yellow flags and a 16-item roadmap.</w:t>
+        <w:t xml:space="preserve">juicy-designs-aeo-audit.docx - measurement snapshot, AI visibility sweep and citability scores, 23-point scorecard (17 of 22 passed), 6 red flags, 10 yellow flags, a check of the supplied GSC exports and draft top 100 list, and an 18-item roadmap.</w:t>
       </w:r>
     </w:p>
     <w:sectPr>
